--- a/templates/pppk.docx
+++ b/templates/pppk.docx
@@ -4121,22 +4121,14 @@
             <w:tblPr>
               <w:tblStyle w:val="TableGrid"/>
               <w:tblW w:w="0" w:type="auto"/>
-              <w:tblBorders>
-                <w:top w:val="none" w:sz="0" w:space="0" w:color="auto"/>
-                <w:left w:val="none" w:sz="0" w:space="0" w:color="auto"/>
-                <w:bottom w:val="none" w:sz="0" w:space="0" w:color="auto"/>
-                <w:right w:val="none" w:sz="0" w:space="0" w:color="auto"/>
-                <w:insideH w:val="none" w:sz="0" w:space="0" w:color="auto"/>
-                <w:insideV w:val="none" w:sz="0" w:space="0" w:color="auto"/>
-              </w:tblBorders>
               <w:tblLook w:val="04A0" w:firstRow="1" w:lastRow="0" w:firstColumn="1" w:lastColumn="0" w:noHBand="0" w:noVBand="1"/>
             </w:tblPr>
             <w:tblGrid>
               <w:gridCol w:w="529"/>
               <w:gridCol w:w="404"/>
-              <w:gridCol w:w="2625"/>
-              <w:gridCol w:w="283"/>
-              <w:gridCol w:w="3522"/>
+              <w:gridCol w:w="1976"/>
+              <w:gridCol w:w="281"/>
+              <w:gridCol w:w="4173"/>
             </w:tblGrid>
             <w:tr>
               <w:tc>
@@ -4450,18 +4442,7 @@
                       <w:szCs w:val="20"/>
                       <w:lang w:val="id-ID"/>
                     </w:rPr>
-                    <w:t>{P</w:t>
-                  </w:r>
-                  <w:bookmarkStart w:id="0" w:name="_GoBack"/>
-                  <w:bookmarkEnd w:id="0"/>
-                  <w:r>
-                    <w:rPr>
-                      <w:rFonts w:ascii="Bookman Old Style" w:hAnsi="Bookman Old Style"/>
-                      <w:sz w:val="20"/>
-                      <w:szCs w:val="20"/>
-                      <w:lang w:val="id-ID"/>
-                    </w:rPr>
-                    <w:t>ANGKAT} / {JABATAN}</w:t>
+                    <w:t>{PANGKAT} / {JABATAN}</w:t>
                   </w:r>
                 </w:p>
               </w:tc>
@@ -4588,7 +4569,27 @@
                       <w:szCs w:val="20"/>
                       <w:lang w:val="id-ID"/>
                     </w:rPr>
-                    <w:t>05 Tahun 00 Bulan</w:t>
+                    <w:t>{</w:t>
+                  </w:r>
+                  <w:r>
+                    <w:rPr>
+                      <w:rFonts w:ascii="Bookman Old Style" w:hAnsi="Bookman Old Style"/>
+                      <w:sz w:val="20"/>
+                      <w:szCs w:val="20"/>
+                      <w:lang w:val="id-ID"/>
+                    </w:rPr>
+                    <w:t>MASA_PERJANJIAN_KERJA</w:t>
+                  </w:r>
+                  <w:bookmarkStart w:id="0" w:name="_GoBack"/>
+                  <w:bookmarkEnd w:id="0"/>
+                  <w:r>
+                    <w:rPr>
+                      <w:rFonts w:ascii="Bookman Old Style" w:hAnsi="Bookman Old Style"/>
+                      <w:sz w:val="20"/>
+                      <w:szCs w:val="20"/>
+                      <w:lang w:val="id-ID"/>
+                    </w:rPr>
+                    <w:t>}</w:t>
                   </w:r>
                 </w:p>
               </w:tc>
@@ -4725,7 +4726,25 @@
                       <w:szCs w:val="20"/>
                       <w:lang w:val="id-ID"/>
                     </w:rPr>
-                    <w:t>-</w:t>
+                    <w:t>{</w:t>
+                  </w:r>
+                  <w:r>
+                    <w:rPr>
+                      <w:rFonts w:ascii="Bookman Old Style" w:hAnsi="Bookman Old Style"/>
+                      <w:sz w:val="20"/>
+                      <w:szCs w:val="20"/>
+                      <w:lang w:val="id-ID"/>
+                    </w:rPr>
+                    <w:t>PERPANJANGAN_PERJANJIAN_KERJA</w:t>
+                  </w:r>
+                  <w:r>
+                    <w:rPr>
+                      <w:rFonts w:ascii="Bookman Old Style" w:hAnsi="Bookman Old Style"/>
+                      <w:sz w:val="20"/>
+                      <w:szCs w:val="20"/>
+                      <w:lang w:val="id-ID"/>
+                    </w:rPr>
+                    <w:t>}</w:t>
                   </w:r>
                 </w:p>
               </w:tc>
@@ -9950,7 +9969,7 @@
 </file>
 
 <file path=customXml/itemProps1.xml><?xml version="1.0" encoding="utf-8"?>
-<ds:datastoreItem xmlns:ds="http://schemas.openxmlformats.org/officeDocument/2006/customXml" ds:itemID="{2353B22E-A299-4B08-8824-71C64735AD36}">
+<ds:datastoreItem xmlns:ds="http://schemas.openxmlformats.org/officeDocument/2006/customXml" ds:itemID="{C0ED121D-6373-45B2-96D7-CD51F4AF9B7F}">
   <ds:schemaRefs>
     <ds:schemaRef ds:uri="http://schemas.openxmlformats.org/officeDocument/2006/bibliography"/>
   </ds:schemaRefs>

--- a/templates/pppk.docx
+++ b/templates/pppk.docx
@@ -4121,12 +4121,20 @@
             <w:tblPr>
               <w:tblStyle w:val="TableGrid"/>
               <w:tblW w:w="0" w:type="auto"/>
+              <w:tblBorders>
+                <w:top w:val="none" w:sz="0" w:space="0" w:color="auto"/>
+                <w:left w:val="none" w:sz="0" w:space="0" w:color="auto"/>
+                <w:bottom w:val="none" w:sz="0" w:space="0" w:color="auto"/>
+                <w:right w:val="none" w:sz="0" w:space="0" w:color="auto"/>
+                <w:insideH w:val="none" w:sz="0" w:space="0" w:color="auto"/>
+                <w:insideV w:val="none" w:sz="0" w:space="0" w:color="auto"/>
+              </w:tblBorders>
               <w:tblLook w:val="04A0" w:firstRow="1" w:lastRow="0" w:firstColumn="1" w:lastColumn="0" w:noHBand="0" w:noVBand="1"/>
             </w:tblPr>
             <w:tblGrid>
               <w:gridCol w:w="529"/>
               <w:gridCol w:w="404"/>
-              <w:gridCol w:w="1976"/>
+              <w:gridCol w:w="1986"/>
               <w:gridCol w:w="281"/>
               <w:gridCol w:w="4173"/>
             </w:tblGrid>
@@ -4580,8 +4588,6 @@
                     </w:rPr>
                     <w:t>MASA_PERJANJIAN_KERJA</w:t>
                   </w:r>
-                  <w:bookmarkStart w:id="0" w:name="_GoBack"/>
-                  <w:bookmarkEnd w:id="0"/>
                   <w:r>
                     <w:rPr>
                       <w:rFonts w:ascii="Bookman Old Style" w:hAnsi="Bookman Old Style"/>
@@ -5485,6 +5491,8 @@
                     </w:rPr>
                     <w:t>{DASAR_TMT}</w:t>
                   </w:r>
+                  <w:bookmarkStart w:id="0" w:name="_GoBack"/>
+                  <w:bookmarkEnd w:id="0"/>
                 </w:p>
               </w:tc>
             </w:tr>
@@ -9969,7 +9977,7 @@
 </file>
 
 <file path=customXml/itemProps1.xml><?xml version="1.0" encoding="utf-8"?>
-<ds:datastoreItem xmlns:ds="http://schemas.openxmlformats.org/officeDocument/2006/customXml" ds:itemID="{C0ED121D-6373-45B2-96D7-CD51F4AF9B7F}">
+<ds:datastoreItem xmlns:ds="http://schemas.openxmlformats.org/officeDocument/2006/customXml" ds:itemID="{A08FDE13-F9F0-4A88-B06A-B27864437F9B}">
   <ds:schemaRefs>
     <ds:schemaRef ds:uri="http://schemas.openxmlformats.org/officeDocument/2006/bibliography"/>
   </ds:schemaRefs>

--- a/templates/pppk.docx
+++ b/templates/pppk.docx
@@ -245,7 +245,7 @@
       <w:tblGrid>
         <w:gridCol w:w="1429"/>
         <w:gridCol w:w="283"/>
-        <w:gridCol w:w="7589"/>
+        <w:gridCol w:w="8188"/>
       </w:tblGrid>
       <w:tr>
         <w:tc>
@@ -298,7 +298,7 @@
         </w:tc>
         <w:tc>
           <w:tcPr>
-            <w:tcW w:w="7589" w:type="dxa"/>
+            <w:tcW w:w="8188" w:type="dxa"/>
           </w:tcPr>
           <w:p>
             <w:pPr>
@@ -1083,7 +1083,7 @@
         </w:tc>
         <w:tc>
           <w:tcPr>
-            <w:tcW w:w="7589" w:type="dxa"/>
+            <w:tcW w:w="8188" w:type="dxa"/>
           </w:tcPr>
           <w:p>
             <w:pPr>
@@ -1148,7 +1148,7 @@
         </w:tc>
         <w:tc>
           <w:tcPr>
-            <w:tcW w:w="7589" w:type="dxa"/>
+            <w:tcW w:w="8188" w:type="dxa"/>
           </w:tcPr>
           <w:p>
             <w:pPr>
@@ -3559,14 +3559,9 @@
     <w:p>
       <w:pPr>
         <w:sectPr>
-          <w:headerReference w:type="even" r:id="rId8"/>
-          <w:headerReference w:type="default" r:id="rId9"/>
-          <w:footerReference w:type="even" r:id="rId10"/>
-          <w:footerReference w:type="default" r:id="rId11"/>
-          <w:headerReference w:type="first" r:id="rId12"/>
-          <w:footerReference w:type="first" r:id="rId13"/>
+          <w:headerReference w:type="default" r:id="rId8"/>
           <w:pgSz w:w="12191" w:h="18711" w:code="19"/>
-          <w:pgMar w:top="1440" w:right="1440" w:bottom="1440" w:left="1440" w:header="709" w:footer="709" w:gutter="0"/>
+          <w:pgMar w:top="1134" w:right="1134" w:bottom="1134" w:left="1134" w:header="709" w:footer="709" w:gutter="0"/>
           <w:cols w:space="708"/>
           <w:docGrid w:linePitch="360"/>
         </w:sectPr>
@@ -3584,17 +3579,18 @@
           <w:insideH w:val="none" w:sz="0" w:space="0" w:color="auto"/>
           <w:insideV w:val="none" w:sz="0" w:space="0" w:color="auto"/>
         </w:tblBorders>
+        <w:tblLayout w:type="fixed"/>
         <w:tblLook w:val="04A0" w:firstRow="1" w:lastRow="0" w:firstColumn="1" w:lastColumn="0" w:noHBand="0" w:noVBand="1"/>
       </w:tblPr>
       <w:tblGrid>
-        <w:gridCol w:w="1429"/>
+        <w:gridCol w:w="1560"/>
         <w:gridCol w:w="283"/>
-        <w:gridCol w:w="7589"/>
+        <w:gridCol w:w="8131"/>
       </w:tblGrid>
       <w:tr>
         <w:tc>
           <w:tcPr>
-            <w:tcW w:w="9301" w:type="dxa"/>
+            <w:tcW w:w="9974" w:type="dxa"/>
             <w:gridSpan w:val="3"/>
           </w:tcPr>
           <w:p>
@@ -3623,7 +3619,7 @@
       <w:tr>
         <w:tc>
           <w:tcPr>
-            <w:tcW w:w="1429" w:type="dxa"/>
+            <w:tcW w:w="1560" w:type="dxa"/>
           </w:tcPr>
           <w:p>
             <w:pPr>
@@ -3653,7 +3649,7 @@
         </w:tc>
         <w:tc>
           <w:tcPr>
-            <w:tcW w:w="7589" w:type="dxa"/>
+            <w:tcW w:w="8131" w:type="dxa"/>
           </w:tcPr>
           <w:p>
             <w:pPr>
@@ -3670,7 +3666,7 @@
       <w:tr>
         <w:tc>
           <w:tcPr>
-            <w:tcW w:w="1429" w:type="dxa"/>
+            <w:tcW w:w="1560" w:type="dxa"/>
           </w:tcPr>
           <w:p>
             <w:pPr>
@@ -3718,7 +3714,7 @@
         </w:tc>
         <w:tc>
           <w:tcPr>
-            <w:tcW w:w="7589" w:type="dxa"/>
+            <w:tcW w:w="8131" w:type="dxa"/>
           </w:tcPr>
           <w:p>
             <w:pPr>
@@ -3796,7 +3792,7 @@
       <w:tr>
         <w:tc>
           <w:tcPr>
-            <w:tcW w:w="1429" w:type="dxa"/>
+            <w:tcW w:w="1560" w:type="dxa"/>
           </w:tcPr>
           <w:p>
             <w:pPr>
@@ -3826,7 +3822,7 @@
         </w:tc>
         <w:tc>
           <w:tcPr>
-            <w:tcW w:w="7589" w:type="dxa"/>
+            <w:tcW w:w="8131" w:type="dxa"/>
           </w:tcPr>
           <w:p>
             <w:pPr>
@@ -3843,7 +3839,7 @@
       <w:tr>
         <w:tc>
           <w:tcPr>
-            <w:tcW w:w="1429" w:type="dxa"/>
+            <w:tcW w:w="1560" w:type="dxa"/>
           </w:tcPr>
           <w:p>
             <w:pPr>
@@ -3889,7 +3885,7 @@
         </w:tc>
         <w:tc>
           <w:tcPr>
-            <w:tcW w:w="7589" w:type="dxa"/>
+            <w:tcW w:w="8131" w:type="dxa"/>
           </w:tcPr>
           <w:p>
             <w:pPr>
@@ -4120,7 +4116,7 @@
           <w:tbl>
             <w:tblPr>
               <w:tblStyle w:val="TableGrid"/>
-              <w:tblW w:w="0" w:type="auto"/>
+              <w:tblW w:w="8076" w:type="dxa"/>
               <w:tblBorders>
                 <w:top w:val="none" w:sz="0" w:space="0" w:color="auto"/>
                 <w:left w:val="none" w:sz="0" w:space="0" w:color="auto"/>
@@ -4129,14 +4125,15 @@
                 <w:insideH w:val="none" w:sz="0" w:space="0" w:color="auto"/>
                 <w:insideV w:val="none" w:sz="0" w:space="0" w:color="auto"/>
               </w:tblBorders>
+              <w:tblLayout w:type="fixed"/>
               <w:tblLook w:val="04A0" w:firstRow="1" w:lastRow="0" w:firstColumn="1" w:lastColumn="0" w:noHBand="0" w:noVBand="1"/>
             </w:tblPr>
             <w:tblGrid>
               <w:gridCol w:w="529"/>
               <w:gridCol w:w="404"/>
-              <w:gridCol w:w="1986"/>
-              <w:gridCol w:w="281"/>
-              <w:gridCol w:w="4173"/>
+              <w:gridCol w:w="2583"/>
+              <w:gridCol w:w="283"/>
+              <w:gridCol w:w="4277"/>
             </w:tblGrid>
             <w:tr>
               <w:tc>
@@ -4166,7 +4163,7 @@
               </w:tc>
               <w:tc>
                 <w:tcPr>
-                  <w:tcW w:w="3029" w:type="dxa"/>
+                  <w:tcW w:w="2987" w:type="dxa"/>
                   <w:gridSpan w:val="2"/>
                 </w:tcPr>
                 <w:p>
@@ -4213,7 +4210,7 @@
               </w:tc>
               <w:tc>
                 <w:tcPr>
-                  <w:tcW w:w="3522" w:type="dxa"/>
+                  <w:tcW w:w="4277" w:type="dxa"/>
                 </w:tcPr>
                 <w:p>
                   <w:pPr>
@@ -4265,7 +4262,7 @@
               </w:tc>
               <w:tc>
                 <w:tcPr>
-                  <w:tcW w:w="3029" w:type="dxa"/>
+                  <w:tcW w:w="2987" w:type="dxa"/>
                   <w:gridSpan w:val="2"/>
                 </w:tcPr>
                 <w:p>
@@ -4312,7 +4309,7 @@
               </w:tc>
               <w:tc>
                 <w:tcPr>
-                  <w:tcW w:w="3522" w:type="dxa"/>
+                  <w:tcW w:w="4277" w:type="dxa"/>
                 </w:tcPr>
                 <w:p>
                   <w:pPr>
@@ -4364,7 +4361,7 @@
               </w:tc>
               <w:tc>
                 <w:tcPr>
-                  <w:tcW w:w="3029" w:type="dxa"/>
+                  <w:tcW w:w="2987" w:type="dxa"/>
                   <w:gridSpan w:val="2"/>
                 </w:tcPr>
                 <w:p>
@@ -4431,7 +4428,7 @@
               </w:tc>
               <w:tc>
                 <w:tcPr>
-                  <w:tcW w:w="3522" w:type="dxa"/>
+                  <w:tcW w:w="4277" w:type="dxa"/>
                 </w:tcPr>
                 <w:p>
                   <w:pPr>
@@ -4483,7 +4480,7 @@
               </w:tc>
               <w:tc>
                 <w:tcPr>
-                  <w:tcW w:w="3029" w:type="dxa"/>
+                  <w:tcW w:w="2987" w:type="dxa"/>
                   <w:gridSpan w:val="2"/>
                 </w:tcPr>
                 <w:p>
@@ -4558,7 +4555,7 @@
               </w:tc>
               <w:tc>
                 <w:tcPr>
-                  <w:tcW w:w="3522" w:type="dxa"/>
+                  <w:tcW w:w="4277" w:type="dxa"/>
                 </w:tcPr>
                 <w:p>
                   <w:pPr>
@@ -4628,7 +4625,7 @@
               </w:tc>
               <w:tc>
                 <w:tcPr>
-                  <w:tcW w:w="3029" w:type="dxa"/>
+                  <w:tcW w:w="2987" w:type="dxa"/>
                   <w:gridSpan w:val="2"/>
                 </w:tcPr>
                 <w:p>
@@ -4713,7 +4710,7 @@
               </w:tc>
               <w:tc>
                 <w:tcPr>
-                  <w:tcW w:w="3522" w:type="dxa"/>
+                  <w:tcW w:w="4277" w:type="dxa"/>
                 </w:tcPr>
                 <w:p>
                   <w:pPr>
@@ -4783,7 +4780,7 @@
               </w:tc>
               <w:tc>
                 <w:tcPr>
-                  <w:tcW w:w="3029" w:type="dxa"/>
+                  <w:tcW w:w="2987" w:type="dxa"/>
                   <w:gridSpan w:val="2"/>
                 </w:tcPr>
                 <w:p>
@@ -4840,7 +4837,7 @@
               </w:tc>
               <w:tc>
                 <w:tcPr>
-                  <w:tcW w:w="3522" w:type="dxa"/>
+                  <w:tcW w:w="4277" w:type="dxa"/>
                 </w:tcPr>
                 <w:p>
                   <w:pPr>
@@ -4892,7 +4889,7 @@
               </w:tc>
               <w:tc>
                 <w:tcPr>
-                  <w:tcW w:w="3029" w:type="dxa"/>
+                  <w:tcW w:w="2987" w:type="dxa"/>
                   <w:gridSpan w:val="2"/>
                 </w:tcPr>
                 <w:p>
@@ -4949,7 +4946,7 @@
               </w:tc>
               <w:tc>
                 <w:tcPr>
-                  <w:tcW w:w="3522" w:type="dxa"/>
+                  <w:tcW w:w="4277" w:type="dxa"/>
                 </w:tcPr>
                 <w:p>
                   <w:pPr>
@@ -4993,7 +4990,7 @@
               </w:tc>
               <w:tc>
                 <w:tcPr>
-                  <w:tcW w:w="6834" w:type="dxa"/>
+                  <w:tcW w:w="7547" w:type="dxa"/>
                   <w:gridSpan w:val="4"/>
                 </w:tcPr>
                 <w:p>
@@ -5072,7 +5069,7 @@
               </w:tc>
               <w:tc>
                 <w:tcPr>
-                  <w:tcW w:w="2625" w:type="dxa"/>
+                  <w:tcW w:w="2583" w:type="dxa"/>
                 </w:tcPr>
                 <w:p>
                   <w:pPr>
@@ -5122,7 +5119,7 @@
               </w:tc>
               <w:tc>
                 <w:tcPr>
-                  <w:tcW w:w="3522" w:type="dxa"/>
+                  <w:tcW w:w="4277" w:type="dxa"/>
                 </w:tcPr>
                 <w:p>
                   <w:pPr>
@@ -5191,7 +5188,7 @@
               </w:tc>
               <w:tc>
                 <w:tcPr>
-                  <w:tcW w:w="2625" w:type="dxa"/>
+                  <w:tcW w:w="2583" w:type="dxa"/>
                 </w:tcPr>
                 <w:p>
                   <w:pPr>
@@ -5241,7 +5238,7 @@
               </w:tc>
               <w:tc>
                 <w:tcPr>
-                  <w:tcW w:w="3522" w:type="dxa"/>
+                  <w:tcW w:w="4277" w:type="dxa"/>
                 </w:tcPr>
                 <w:p>
                   <w:pPr>
@@ -5310,7 +5307,7 @@
               </w:tc>
               <w:tc>
                 <w:tcPr>
-                  <w:tcW w:w="2625" w:type="dxa"/>
+                  <w:tcW w:w="2583" w:type="dxa"/>
                 </w:tcPr>
                 <w:p>
                   <w:pPr>
@@ -5351,7 +5348,7 @@
               </w:tc>
               <w:tc>
                 <w:tcPr>
-                  <w:tcW w:w="3522" w:type="dxa"/>
+                  <w:tcW w:w="4277" w:type="dxa"/>
                 </w:tcPr>
                 <w:p>
                   <w:pPr>
@@ -5420,7 +5417,7 @@
               </w:tc>
               <w:tc>
                 <w:tcPr>
-                  <w:tcW w:w="2625" w:type="dxa"/>
+                  <w:tcW w:w="2583" w:type="dxa"/>
                 </w:tcPr>
                 <w:p>
                   <w:pPr>
@@ -5470,7 +5467,7 @@
               </w:tc>
               <w:tc>
                 <w:tcPr>
-                  <w:tcW w:w="3522" w:type="dxa"/>
+                  <w:tcW w:w="4277" w:type="dxa"/>
                 </w:tcPr>
                 <w:p>
                   <w:pPr>
@@ -5491,8 +5488,6 @@
                     </w:rPr>
                     <w:t>{DASAR_TMT}</w:t>
                   </w:r>
-                  <w:bookmarkStart w:id="0" w:name="_GoBack"/>
-                  <w:bookmarkEnd w:id="0"/>
                 </w:p>
               </w:tc>
             </w:tr>
@@ -5541,7 +5536,7 @@
               </w:tc>
               <w:tc>
                 <w:tcPr>
-                  <w:tcW w:w="2625" w:type="dxa"/>
+                  <w:tcW w:w="2583" w:type="dxa"/>
                 </w:tcPr>
                 <w:p>
                   <w:pPr>
@@ -5591,7 +5586,7 @@
               </w:tc>
               <w:tc>
                 <w:tcPr>
-                  <w:tcW w:w="3522" w:type="dxa"/>
+                  <w:tcW w:w="4277" w:type="dxa"/>
                 </w:tcPr>
                 <w:p>
                   <w:pPr>
@@ -5635,7 +5630,7 @@
               </w:tc>
               <w:tc>
                 <w:tcPr>
-                  <w:tcW w:w="6834" w:type="dxa"/>
+                  <w:tcW w:w="7547" w:type="dxa"/>
                   <w:gridSpan w:val="4"/>
                 </w:tcPr>
                 <w:p>
@@ -5787,7 +5782,7 @@
               </w:tc>
               <w:tc>
                 <w:tcPr>
-                  <w:tcW w:w="3029" w:type="dxa"/>
+                  <w:tcW w:w="2987" w:type="dxa"/>
                   <w:gridSpan w:val="2"/>
                 </w:tcPr>
                 <w:p>
@@ -5854,7 +5849,7 @@
               </w:tc>
               <w:tc>
                 <w:tcPr>
-                  <w:tcW w:w="3522" w:type="dxa"/>
+                  <w:tcW w:w="4277" w:type="dxa"/>
                 </w:tcPr>
                 <w:p>
                   <w:pPr>
@@ -5906,7 +5901,7 @@
               </w:tc>
               <w:tc>
                 <w:tcPr>
-                  <w:tcW w:w="3029" w:type="dxa"/>
+                  <w:tcW w:w="2987" w:type="dxa"/>
                   <w:gridSpan w:val="2"/>
                 </w:tcPr>
                 <w:p>
@@ -5973,7 +5968,7 @@
               </w:tc>
               <w:tc>
                 <w:tcPr>
-                  <w:tcW w:w="3522" w:type="dxa"/>
+                  <w:tcW w:w="4277" w:type="dxa"/>
                 </w:tcPr>
                 <w:p>
                   <w:pPr>
@@ -6025,7 +6020,7 @@
               </w:tc>
               <w:tc>
                 <w:tcPr>
-                  <w:tcW w:w="3029" w:type="dxa"/>
+                  <w:tcW w:w="2987" w:type="dxa"/>
                   <w:gridSpan w:val="2"/>
                 </w:tcPr>
                 <w:p>
@@ -6092,7 +6087,7 @@
               </w:tc>
               <w:tc>
                 <w:tcPr>
-                  <w:tcW w:w="3522" w:type="dxa"/>
+                  <w:tcW w:w="4277" w:type="dxa"/>
                 </w:tcPr>
                 <w:p>
                   <w:pPr>
@@ -6132,7 +6127,7 @@
       <w:tr>
         <w:tc>
           <w:tcPr>
-            <w:tcW w:w="1429" w:type="dxa"/>
+            <w:tcW w:w="1560" w:type="dxa"/>
           </w:tcPr>
           <w:p>
             <w:pPr>
@@ -6162,7 +6157,7 @@
         </w:tc>
         <w:tc>
           <w:tcPr>
-            <w:tcW w:w="7589" w:type="dxa"/>
+            <w:tcW w:w="8131" w:type="dxa"/>
           </w:tcPr>
           <w:p>
             <w:pPr>
@@ -6179,7 +6174,7 @@
       <w:tr>
         <w:tc>
           <w:tcPr>
-            <w:tcW w:w="1429" w:type="dxa"/>
+            <w:tcW w:w="1560" w:type="dxa"/>
           </w:tcPr>
           <w:p>
             <w:pPr>
@@ -6209,7 +6204,7 @@
         </w:tc>
         <w:tc>
           <w:tcPr>
-            <w:tcW w:w="7589" w:type="dxa"/>
+            <w:tcW w:w="8131" w:type="dxa"/>
           </w:tcPr>
           <w:p>
             <w:pPr>
@@ -6226,7 +6221,7 @@
       <w:tr>
         <w:tc>
           <w:tcPr>
-            <w:tcW w:w="1429" w:type="dxa"/>
+            <w:tcW w:w="1560" w:type="dxa"/>
           </w:tcPr>
           <w:p>
             <w:pPr>
@@ -6272,7 +6267,7 @@
         </w:tc>
         <w:tc>
           <w:tcPr>
-            <w:tcW w:w="7589" w:type="dxa"/>
+            <w:tcW w:w="8131" w:type="dxa"/>
           </w:tcPr>
           <w:p>
             <w:pPr>
@@ -6505,7 +6500,7 @@
       <w:tr>
         <w:tc>
           <w:tcPr>
-            <w:tcW w:w="1429" w:type="dxa"/>
+            <w:tcW w:w="1560" w:type="dxa"/>
           </w:tcPr>
           <w:p>
             <w:pPr>
@@ -6535,7 +6530,7 @@
         </w:tc>
         <w:tc>
           <w:tcPr>
-            <w:tcW w:w="7589" w:type="dxa"/>
+            <w:tcW w:w="8131" w:type="dxa"/>
           </w:tcPr>
           <w:p>
             <w:pPr>
@@ -6552,7 +6547,7 @@
       <w:tr>
         <w:tc>
           <w:tcPr>
-            <w:tcW w:w="1429" w:type="dxa"/>
+            <w:tcW w:w="1560" w:type="dxa"/>
           </w:tcPr>
           <w:p>
             <w:pPr>
@@ -6598,7 +6593,7 @@
         </w:tc>
         <w:tc>
           <w:tcPr>
-            <w:tcW w:w="7589" w:type="dxa"/>
+            <w:tcW w:w="8131" w:type="dxa"/>
           </w:tcPr>
           <w:p>
             <w:pPr>
@@ -7101,7 +7096,7 @@
       </w:tr>
       <w:tr>
         <w:trPr>
-          <w:trHeight w:val="1938"/>
+          <w:trHeight w:val="68"/>
         </w:trPr>
         <w:tc>
           <w:tcPr>
@@ -7141,51 +7136,6 @@
           </w:tcPr>
           <w:p>
             <w:pPr>
-              <w:jc w:val="both"/>
-              <w:rPr>
-                <w:rFonts w:ascii="Bookman Old Style" w:hAnsi="Bookman Old Style"/>
-                <w:sz w:val="20"/>
-                <w:szCs w:val="20"/>
-                <w:lang w:val="id-ID"/>
-              </w:rPr>
-            </w:pPr>
-          </w:p>
-          <w:p>
-            <w:pPr>
-              <w:jc w:val="both"/>
-              <w:rPr>
-                <w:rFonts w:ascii="Bookman Old Style" w:hAnsi="Bookman Old Style"/>
-                <w:sz w:val="20"/>
-                <w:szCs w:val="20"/>
-                <w:lang w:val="id-ID"/>
-              </w:rPr>
-            </w:pPr>
-          </w:p>
-          <w:p>
-            <w:pPr>
-              <w:jc w:val="both"/>
-              <w:rPr>
-                <w:rFonts w:ascii="Bookman Old Style" w:hAnsi="Bookman Old Style"/>
-                <w:sz w:val="20"/>
-                <w:szCs w:val="20"/>
-                <w:lang w:val="id-ID"/>
-              </w:rPr>
-            </w:pPr>
-          </w:p>
-          <w:p>
-            <w:pPr>
-              <w:jc w:val="both"/>
-              <w:rPr>
-                <w:rFonts w:ascii="Bookman Old Style" w:hAnsi="Bookman Old Style"/>
-                <w:sz w:val="20"/>
-                <w:szCs w:val="20"/>
-                <w:lang w:val="id-ID"/>
-              </w:rPr>
-            </w:pPr>
-          </w:p>
-          <w:p>
-            <w:pPr>
-              <w:ind w:left="481"/>
               <w:jc w:val="both"/>
               <w:rPr>
                 <w:rFonts w:ascii="Bookman Old Style" w:hAnsi="Bookman Old Style"/>
@@ -7319,7 +7269,18 @@
                 <w:szCs w:val="20"/>
                 <w:lang w:val="id-ID"/>
               </w:rPr>
-              <w:t>{PANGKAT_PEJABAT}</w:t>
+              <w:t>{PANGKAT_PEJA</w:t>
+            </w:r>
+            <w:bookmarkStart w:id="0" w:name="_GoBack"/>
+            <w:bookmarkEnd w:id="0"/>
+            <w:r>
+              <w:rPr>
+                <w:rFonts w:ascii="Bookman Old Style" w:hAnsi="Bookman Old Style"/>
+                <w:sz w:val="20"/>
+                <w:szCs w:val="20"/>
+                <w:lang w:val="id-ID"/>
+              </w:rPr>
+              <w:t>BAT}</w:t>
             </w:r>
           </w:p>
         </w:tc>
@@ -7910,22 +7871,10 @@
         <w:t>.</w:t>
       </w:r>
     </w:p>
-    <w:p>
-      <w:pPr>
-        <w:spacing w:line="240" w:lineRule="auto"/>
-        <w:jc w:val="both"/>
-        <w:rPr>
-          <w:rFonts w:ascii="Bookman Old Style" w:hAnsi="Bookman Old Style"/>
-          <w:b/>
-          <w:sz w:val="20"/>
-          <w:szCs w:val="20"/>
-        </w:rPr>
-      </w:pPr>
-    </w:p>
     <w:sectPr>
-      <w:headerReference w:type="default" r:id="rId14"/>
-      <w:pgSz w:w="12191" w:h="18711" w:code="19"/>
-      <w:pgMar w:top="1440" w:right="1440" w:bottom="1440" w:left="1440" w:header="709" w:footer="709" w:gutter="0"/>
+      <w:headerReference w:type="default" r:id="rId9"/>
+      <w:pgSz w:w="12242" w:h="18722" w:code="14"/>
+      <w:pgMar w:top="567" w:right="1134" w:bottom="567" w:left="1134" w:header="709" w:footer="709" w:gutter="0"/>
       <w:cols w:space="708"/>
       <w:docGrid w:linePitch="360"/>
     </w:sectPr>
@@ -7958,36 +7907,6 @@
 </w:endnotes>
 </file>
 
-<file path=word/footer1.xml><?xml version="1.0" encoding="utf-8"?>
-<w:ftr xmlns:wpc="http://schemas.microsoft.com/office/word/2010/wordprocessingCanvas" xmlns:cx="http://schemas.microsoft.com/office/drawing/2014/chartex" xmlns:cx1="http://schemas.microsoft.com/office/drawing/2015/9/8/chartex" xmlns:mc="http://schemas.openxmlformats.org/markup-compatibility/2006" xmlns:o="urn:schemas-microsoft-com:office:office" xmlns:r="http://schemas.openxmlformats.org/officeDocument/2006/relationships" xmlns:m="http://schemas.openxmlformats.org/officeDocument/2006/math" xmlns:v="urn:schemas-microsoft-com:vml" xmlns:wp14="http://schemas.microsoft.com/office/word/2010/wordprocessingDrawing" xmlns:wp="http://schemas.openxmlformats.org/drawingml/2006/wordprocessingDrawing" xmlns:w10="urn:schemas-microsoft-com:office:word" xmlns:w="http://schemas.openxmlformats.org/wordprocessingml/2006/main" xmlns:w14="http://schemas.microsoft.com/office/word/2010/wordml" xmlns:w15="http://schemas.microsoft.com/office/word/2012/wordml" xmlns:w16se="http://schemas.microsoft.com/office/word/2015/wordml/symex" xmlns:wpg="http://schemas.microsoft.com/office/word/2010/wordprocessingGroup" xmlns:wpi="http://schemas.microsoft.com/office/word/2010/wordprocessingInk" xmlns:wne="http://schemas.microsoft.com/office/word/2006/wordml" xmlns:wps="http://schemas.microsoft.com/office/word/2010/wordprocessingShape" mc:Ignorable="w14 w15 w16se wp14">
-  <w:p>
-    <w:pPr>
-      <w:pStyle w:val="Footer"/>
-    </w:pPr>
-  </w:p>
-</w:ftr>
-</file>
-
-<file path=word/footer2.xml><?xml version="1.0" encoding="utf-8"?>
-<w:ftr xmlns:wpc="http://schemas.microsoft.com/office/word/2010/wordprocessingCanvas" xmlns:cx="http://schemas.microsoft.com/office/drawing/2014/chartex" xmlns:cx1="http://schemas.microsoft.com/office/drawing/2015/9/8/chartex" xmlns:mc="http://schemas.openxmlformats.org/markup-compatibility/2006" xmlns:o="urn:schemas-microsoft-com:office:office" xmlns:r="http://schemas.openxmlformats.org/officeDocument/2006/relationships" xmlns:m="http://schemas.openxmlformats.org/officeDocument/2006/math" xmlns:v="urn:schemas-microsoft-com:vml" xmlns:wp14="http://schemas.microsoft.com/office/word/2010/wordprocessingDrawing" xmlns:wp="http://schemas.openxmlformats.org/drawingml/2006/wordprocessingDrawing" xmlns:w10="urn:schemas-microsoft-com:office:word" xmlns:w="http://schemas.openxmlformats.org/wordprocessingml/2006/main" xmlns:w14="http://schemas.microsoft.com/office/word/2010/wordml" xmlns:w15="http://schemas.microsoft.com/office/word/2012/wordml" xmlns:w16se="http://schemas.microsoft.com/office/word/2015/wordml/symex" xmlns:wpg="http://schemas.microsoft.com/office/word/2010/wordprocessingGroup" xmlns:wpi="http://schemas.microsoft.com/office/word/2010/wordprocessingInk" xmlns:wne="http://schemas.microsoft.com/office/word/2006/wordml" xmlns:wps="http://schemas.microsoft.com/office/word/2010/wordprocessingShape" mc:Ignorable="w14 w15 w16se wp14">
-  <w:p>
-    <w:pPr>
-      <w:pStyle w:val="Footer"/>
-    </w:pPr>
-  </w:p>
-</w:ftr>
-</file>
-
-<file path=word/footer3.xml><?xml version="1.0" encoding="utf-8"?>
-<w:ftr xmlns:wpc="http://schemas.microsoft.com/office/word/2010/wordprocessingCanvas" xmlns:cx="http://schemas.microsoft.com/office/drawing/2014/chartex" xmlns:cx1="http://schemas.microsoft.com/office/drawing/2015/9/8/chartex" xmlns:mc="http://schemas.openxmlformats.org/markup-compatibility/2006" xmlns:o="urn:schemas-microsoft-com:office:office" xmlns:r="http://schemas.openxmlformats.org/officeDocument/2006/relationships" xmlns:m="http://schemas.openxmlformats.org/officeDocument/2006/math" xmlns:v="urn:schemas-microsoft-com:vml" xmlns:wp14="http://schemas.microsoft.com/office/word/2010/wordprocessingDrawing" xmlns:wp="http://schemas.openxmlformats.org/drawingml/2006/wordprocessingDrawing" xmlns:w10="urn:schemas-microsoft-com:office:word" xmlns:w="http://schemas.openxmlformats.org/wordprocessingml/2006/main" xmlns:w14="http://schemas.microsoft.com/office/word/2010/wordml" xmlns:w15="http://schemas.microsoft.com/office/word/2012/wordml" xmlns:w16se="http://schemas.microsoft.com/office/word/2015/wordml/symex" xmlns:wpg="http://schemas.microsoft.com/office/word/2010/wordprocessingGroup" xmlns:wpi="http://schemas.microsoft.com/office/word/2010/wordprocessingInk" xmlns:wne="http://schemas.microsoft.com/office/word/2006/wordml" xmlns:wps="http://schemas.microsoft.com/office/word/2010/wordprocessingShape" mc:Ignorable="w14 w15 w16se wp14">
-  <w:p>
-    <w:pPr>
-      <w:pStyle w:val="Footer"/>
-    </w:pPr>
-  </w:p>
-</w:ftr>
-</file>
-
 <file path=word/footnotes.xml><?xml version="1.0" encoding="utf-8"?>
 <w:footnotes xmlns:wpc="http://schemas.microsoft.com/office/word/2010/wordprocessingCanvas" xmlns:cx="http://schemas.microsoft.com/office/drawing/2014/chartex" xmlns:cx1="http://schemas.microsoft.com/office/drawing/2015/9/8/chartex" xmlns:mc="http://schemas.openxmlformats.org/markup-compatibility/2006" xmlns:o="urn:schemas-microsoft-com:office:office" xmlns:r="http://schemas.openxmlformats.org/officeDocument/2006/relationships" xmlns:m="http://schemas.openxmlformats.org/officeDocument/2006/math" xmlns:v="urn:schemas-microsoft-com:vml" xmlns:wp14="http://schemas.microsoft.com/office/word/2010/wordprocessingDrawing" xmlns:wp="http://schemas.openxmlformats.org/drawingml/2006/wordprocessingDrawing" xmlns:w10="urn:schemas-microsoft-com:office:word" xmlns:w="http://schemas.openxmlformats.org/wordprocessingml/2006/main" xmlns:w14="http://schemas.microsoft.com/office/word/2010/wordml" xmlns:w15="http://schemas.microsoft.com/office/word/2012/wordml" xmlns:w16se="http://schemas.microsoft.com/office/word/2015/wordml/symex" xmlns:wpg="http://schemas.microsoft.com/office/word/2010/wordprocessingGroup" xmlns:wpi="http://schemas.microsoft.com/office/word/2010/wordprocessingInk" xmlns:wne="http://schemas.microsoft.com/office/word/2006/wordml" xmlns:wps="http://schemas.microsoft.com/office/word/2010/wordprocessingShape" mc:Ignorable="w14 w15 w16se wp14">
   <w:footnote w:type="separator" w:id="-1">
@@ -8014,16 +7933,6 @@
 </file>
 
 <file path=word/header1.xml><?xml version="1.0" encoding="utf-8"?>
-<w:hdr xmlns:wpc="http://schemas.microsoft.com/office/word/2010/wordprocessingCanvas" xmlns:cx="http://schemas.microsoft.com/office/drawing/2014/chartex" xmlns:cx1="http://schemas.microsoft.com/office/drawing/2015/9/8/chartex" xmlns:mc="http://schemas.openxmlformats.org/markup-compatibility/2006" xmlns:o="urn:schemas-microsoft-com:office:office" xmlns:r="http://schemas.openxmlformats.org/officeDocument/2006/relationships" xmlns:m="http://schemas.openxmlformats.org/officeDocument/2006/math" xmlns:v="urn:schemas-microsoft-com:vml" xmlns:wp14="http://schemas.microsoft.com/office/word/2010/wordprocessingDrawing" xmlns:wp="http://schemas.openxmlformats.org/drawingml/2006/wordprocessingDrawing" xmlns:w10="urn:schemas-microsoft-com:office:word" xmlns:w="http://schemas.openxmlformats.org/wordprocessingml/2006/main" xmlns:w14="http://schemas.microsoft.com/office/word/2010/wordml" xmlns:w15="http://schemas.microsoft.com/office/word/2012/wordml" xmlns:w16se="http://schemas.microsoft.com/office/word/2015/wordml/symex" xmlns:wpg="http://schemas.microsoft.com/office/word/2010/wordprocessingGroup" xmlns:wpi="http://schemas.microsoft.com/office/word/2010/wordprocessingInk" xmlns:wne="http://schemas.microsoft.com/office/word/2006/wordml" xmlns:wps="http://schemas.microsoft.com/office/word/2010/wordprocessingShape" mc:Ignorable="w14 w15 w16se wp14">
-  <w:p>
-    <w:pPr>
-      <w:pStyle w:val="Header"/>
-    </w:pPr>
-  </w:p>
-</w:hdr>
-</file>
-
-<file path=word/header2.xml><?xml version="1.0" encoding="utf-8"?>
 <w:hdr xmlns:wpc="http://schemas.microsoft.com/office/word/2010/wordprocessingCanvas" xmlns:cx="http://schemas.microsoft.com/office/drawing/2014/chartex" xmlns:cx1="http://schemas.microsoft.com/office/drawing/2015/9/8/chartex" xmlns:mc="http://schemas.openxmlformats.org/markup-compatibility/2006" xmlns:o="urn:schemas-microsoft-com:office:office" xmlns:r="http://schemas.openxmlformats.org/officeDocument/2006/relationships" xmlns:m="http://schemas.openxmlformats.org/officeDocument/2006/math" xmlns:v="urn:schemas-microsoft-com:vml" xmlns:wp14="http://schemas.microsoft.com/office/word/2010/wordprocessingDrawing" xmlns:wp="http://schemas.openxmlformats.org/drawingml/2006/wordprocessingDrawing" xmlns:w10="urn:schemas-microsoft-com:office:word" xmlns:w="http://schemas.openxmlformats.org/wordprocessingml/2006/main" xmlns:w14="http://schemas.microsoft.com/office/word/2010/wordml" xmlns:w15="http://schemas.microsoft.com/office/word/2012/wordml" xmlns:w16se="http://schemas.microsoft.com/office/word/2015/wordml/symex" xmlns:wpg="http://schemas.microsoft.com/office/word/2010/wordprocessingGroup" xmlns:wpi="http://schemas.microsoft.com/office/word/2010/wordprocessingInk" xmlns:wne="http://schemas.microsoft.com/office/word/2006/wordml" xmlns:wps="http://schemas.microsoft.com/office/word/2010/wordprocessingShape" mc:Ignorable="w14 w15 w16se wp14">
   <w:tbl>
     <w:tblPr>
@@ -8081,7 +7990,7 @@
               <wp:inline distT="0" distB="0" distL="0" distR="0" wp14:anchorId="008E92E5" wp14:editId="78A6017A">
                 <wp:extent cx="676275" cy="857250"/>
                 <wp:effectExtent l="0" t="0" r="9525" b="0"/>
-                <wp:docPr id="2" name="image1.png"/>
+                <wp:docPr id="3" name="image1.png"/>
                 <wp:cNvGraphicFramePr>
                   <a:graphicFrameLocks xmlns:a="http://schemas.openxmlformats.org/drawingml/2006/main" noChangeAspect="1"/>
                 </wp:cNvGraphicFramePr>
@@ -8279,17 +8188,7 @@
 </w:hdr>
 </file>
 
-<file path=word/header3.xml><?xml version="1.0" encoding="utf-8"?>
-<w:hdr xmlns:wpc="http://schemas.microsoft.com/office/word/2010/wordprocessingCanvas" xmlns:cx="http://schemas.microsoft.com/office/drawing/2014/chartex" xmlns:cx1="http://schemas.microsoft.com/office/drawing/2015/9/8/chartex" xmlns:mc="http://schemas.openxmlformats.org/markup-compatibility/2006" xmlns:o="urn:schemas-microsoft-com:office:office" xmlns:r="http://schemas.openxmlformats.org/officeDocument/2006/relationships" xmlns:m="http://schemas.openxmlformats.org/officeDocument/2006/math" xmlns:v="urn:schemas-microsoft-com:vml" xmlns:wp14="http://schemas.microsoft.com/office/word/2010/wordprocessingDrawing" xmlns:wp="http://schemas.openxmlformats.org/drawingml/2006/wordprocessingDrawing" xmlns:w10="urn:schemas-microsoft-com:office:word" xmlns:w="http://schemas.openxmlformats.org/wordprocessingml/2006/main" xmlns:w14="http://schemas.microsoft.com/office/word/2010/wordml" xmlns:w15="http://schemas.microsoft.com/office/word/2012/wordml" xmlns:w16se="http://schemas.microsoft.com/office/word/2015/wordml/symex" xmlns:wpg="http://schemas.microsoft.com/office/word/2010/wordprocessingGroup" xmlns:wpi="http://schemas.microsoft.com/office/word/2010/wordprocessingInk" xmlns:wne="http://schemas.microsoft.com/office/word/2006/wordml" xmlns:wps="http://schemas.microsoft.com/office/word/2010/wordprocessingShape" mc:Ignorable="w14 w15 w16se wp14">
-  <w:p>
-    <w:pPr>
-      <w:pStyle w:val="Header"/>
-    </w:pPr>
-  </w:p>
-</w:hdr>
-</file>
-
-<file path=word/header4.xml><?xml version="1.0" encoding="utf-8"?>
+<file path=word/header2.xml><?xml version="1.0" encoding="utf-8"?>
 <w:hdr xmlns:wpc="http://schemas.microsoft.com/office/word/2010/wordprocessingCanvas" xmlns:cx="http://schemas.microsoft.com/office/drawing/2014/chartex" xmlns:cx1="http://schemas.microsoft.com/office/drawing/2015/9/8/chartex" xmlns:mc="http://schemas.openxmlformats.org/markup-compatibility/2006" xmlns:o="urn:schemas-microsoft-com:office:office" xmlns:r="http://schemas.openxmlformats.org/officeDocument/2006/relationships" xmlns:m="http://schemas.openxmlformats.org/officeDocument/2006/math" xmlns:v="urn:schemas-microsoft-com:vml" xmlns:wp14="http://schemas.microsoft.com/office/word/2010/wordprocessingDrawing" xmlns:wp="http://schemas.openxmlformats.org/drawingml/2006/wordprocessingDrawing" xmlns:w10="urn:schemas-microsoft-com:office:word" xmlns:w="http://schemas.openxmlformats.org/wordprocessingml/2006/main" xmlns:w14="http://schemas.microsoft.com/office/word/2010/wordml" xmlns:w15="http://schemas.microsoft.com/office/word/2012/wordml" xmlns:w16se="http://schemas.microsoft.com/office/word/2015/wordml/symex" xmlns:wpg="http://schemas.microsoft.com/office/word/2010/wordprocessingGroup" xmlns:wpi="http://schemas.microsoft.com/office/word/2010/wordprocessingInk" xmlns:wne="http://schemas.microsoft.com/office/word/2006/wordml" xmlns:wps="http://schemas.microsoft.com/office/word/2010/wordprocessingShape" mc:Ignorable="w14 w15 w16se wp14">
   <w:p>
     <w:pPr>
@@ -9977,7 +9876,7 @@
 </file>
 
 <file path=customXml/itemProps1.xml><?xml version="1.0" encoding="utf-8"?>
-<ds:datastoreItem xmlns:ds="http://schemas.openxmlformats.org/officeDocument/2006/customXml" ds:itemID="{A08FDE13-F9F0-4A88-B06A-B27864437F9B}">
+<ds:datastoreItem xmlns:ds="http://schemas.openxmlformats.org/officeDocument/2006/customXml" ds:itemID="{246459D2-24E4-4710-966B-41C061E8E48D}">
   <ds:schemaRefs>
     <ds:schemaRef ds:uri="http://schemas.openxmlformats.org/officeDocument/2006/bibliography"/>
   </ds:schemaRefs>

--- a/templates/pppk.docx
+++ b/templates/pppk.docx
@@ -7136,6 +7136,7 @@
           </w:tcPr>
           <w:p>
             <w:pPr>
+              <w:ind w:left="623"/>
               <w:jc w:val="both"/>
               <w:rPr>
                 <w:rFonts w:ascii="Bookman Old Style" w:hAnsi="Bookman Old Style"/>
@@ -7144,6 +7145,8 @@
                 <w:lang w:val="id-ID"/>
               </w:rPr>
             </w:pPr>
+            <w:bookmarkStart w:id="0" w:name="_GoBack"/>
+            <w:bookmarkEnd w:id="0"/>
             <w:r>
               <w:rPr>
                 <w:rFonts w:ascii="Bookman Old Style" w:hAnsi="Bookman Old Style"/>
@@ -7269,18 +7272,7 @@
                 <w:szCs w:val="20"/>
                 <w:lang w:val="id-ID"/>
               </w:rPr>
-              <w:t>{PANGKAT_PEJA</w:t>
-            </w:r>
-            <w:bookmarkStart w:id="0" w:name="_GoBack"/>
-            <w:bookmarkEnd w:id="0"/>
-            <w:r>
-              <w:rPr>
-                <w:rFonts w:ascii="Bookman Old Style" w:hAnsi="Bookman Old Style"/>
-                <w:sz w:val="20"/>
-                <w:szCs w:val="20"/>
-                <w:lang w:val="id-ID"/>
-              </w:rPr>
-              <w:t>BAT}</w:t>
+              <w:t>{PANGKAT_PEJABAT}</w:t>
             </w:r>
           </w:p>
         </w:tc>
@@ -9876,7 +9868,7 @@
 </file>
 
 <file path=customXml/itemProps1.xml><?xml version="1.0" encoding="utf-8"?>
-<ds:datastoreItem xmlns:ds="http://schemas.openxmlformats.org/officeDocument/2006/customXml" ds:itemID="{246459D2-24E4-4710-966B-41C061E8E48D}">
+<ds:datastoreItem xmlns:ds="http://schemas.openxmlformats.org/officeDocument/2006/customXml" ds:itemID="{7FC5094D-13A6-4B96-B609-50404AAA1C4E}">
   <ds:schemaRefs>
     <ds:schemaRef ds:uri="http://schemas.openxmlformats.org/officeDocument/2006/bibliography"/>
   </ds:schemaRefs>
